--- a/3. MusicAndArts/1. CarnaticMusicPlusOthers/0. Books/SahajayogaBhajansAndNotes/0. Bhajans_WithWordToWordTranslations/12.SanskritMantra.docx
+++ b/3. MusicAndArts/1. CarnaticMusicPlusOthers/0. Books/SahajayogaBhajansAndNotes/0. Bhajans_WithWordToWordTranslations/12.SanskritMantra.docx
@@ -67,10 +67,13 @@
     </w:p>
     <w:p>
       <w:pPr>
-        <w:rPr/>
-      </w:pPr>
-      <w:r>
-        <w:rPr>
+        <w:rPr>
+          <w:strike w:val="1"/>
+        </w:rPr>
+      </w:pPr>
+      <w:r>
+        <w:rPr>
+          <w:strike w:val="1"/>
           <w:rtl w:val="0"/>
         </w:rPr>
         <w:t xml:space="preserve">( స రి2 గ2 మ1 ప ద2 ని2/ని3 స ) </w:t>
@@ -78,13 +81,49 @@
     </w:p>
     <w:p>
       <w:pPr>
-        <w:rPr/>
-      </w:pPr>
-      <w:r>
-        <w:rPr>
+        <w:rPr>
+          <w:strike w:val="1"/>
+        </w:rPr>
+      </w:pPr>
+      <w:r>
+        <w:rPr>
+          <w:strike w:val="1"/>
           <w:rtl w:val="0"/>
         </w:rPr>
         <w:t xml:space="preserve">(Melakartha 22/23 derivative)</w:t>
+      </w:r>
+    </w:p>
+    <w:p>
+      <w:pPr>
+        <w:rPr/>
+      </w:pPr>
+      <w:r>
+        <w:rPr>
+          <w:rtl w:val="0"/>
+        </w:rPr>
+        <w:t xml:space="preserve">( స రి2 గ2/గ3 మ1 ప ద2 ని3 స )</w:t>
+      </w:r>
+    </w:p>
+    <w:p>
+      <w:pPr>
+        <w:rPr/>
+      </w:pPr>
+      <w:r>
+        <w:rPr>
+          <w:rtl w:val="0"/>
+        </w:rPr>
+        <w:t xml:space="preserve">(Raag jayjaywanti like - arohana గ2, avarohana గ3;  ని3 instead of ని2;)</w:t>
+      </w:r>
+    </w:p>
+    <w:p>
+      <w:pPr>
+        <w:rPr/>
+      </w:pPr>
+      <w:r>
+        <w:rPr>
+          <w:rtl w:val="0"/>
+        </w:rPr>
+        <w:t xml:space="preserve">(These derived ragas with anyaswaras seem to be just coming as combinations of different ragas and/or scale shifts - so basic ragas serve as structural skeletons, but then you are freely exploring the dynamics between them as well).</w:t>
       </w:r>
     </w:p>
     <w:p>

--- a/3. MusicAndArts/1. CarnaticMusicPlusOthers/0. Books/SahajayogaBhajansAndNotes/0. Bhajans_WithWordToWordTranslations/12.SanskritMantra.docx
+++ b/3. MusicAndArts/1. CarnaticMusicPlusOthers/0. Books/SahajayogaBhajansAndNotes/0. Bhajans_WithWordToWordTranslations/12.SanskritMantra.docx
@@ -371,6 +371,37 @@
         <w:rPr>
           <w:rtl w:val="0"/>
         </w:rPr>
+        <w:t xml:space="preserve">त्वमेका भवानी दयानी शिवानी ॥ x2 (low)</w:t>
+      </w:r>
+    </w:p>
+    <w:p>
+      <w:pPr>
+        <w:rPr/>
+      </w:pPr>
+      <w:r>
+        <w:rPr>
+          <w:rtl w:val="0"/>
+        </w:rPr>
+      </w:r>
+    </w:p>
+    <w:p>
+      <w:pPr>
+        <w:rPr/>
+      </w:pPr>
+      <w:r>
+        <w:rPr>
+          <w:rtl w:val="0"/>
+        </w:rPr>
+      </w:r>
+    </w:p>
+    <w:p>
+      <w:pPr>
+        <w:rPr/>
+      </w:pPr>
+      <w:r>
+        <w:rPr>
+          <w:rtl w:val="0"/>
+        </w:rPr>
         <w:t xml:space="preserve">(all Goddess names from these 9 songs - sung as a mantra - slow - meditative)</w:t>
       </w:r>
     </w:p>
@@ -392,139 +423,228 @@
         <w:rPr>
           <w:rtl w:val="0"/>
         </w:rPr>
-        <w:t xml:space="preserve">Om tmamva sakshat Shri Yoganiroopini </w:t>
-      </w:r>
-      <w:r>
+        <w:t xml:space="preserve">Om tvameva  (low)</w:t>
+      </w:r>
+    </w:p>
+    <w:p>
+      <w:pPr>
+        <w:rPr/>
+      </w:pPr>
+      <w:r>
+        <w:rPr>
+          <w:rtl w:val="0"/>
+        </w:rPr>
+        <w:t xml:space="preserve">sakshat Shri (low) </w:t>
+      </w:r>
+    </w:p>
+    <w:p>
+      <w:pPr>
         <w:rPr>
           <w:strike w:val="1"/>
-          <w:rtl w:val="0"/>
-        </w:rPr>
-        <w:t xml:space="preserve">sakshat Shri</w:t>
-      </w:r>
-      <w:r>
-        <w:rPr>
-          <w:rtl w:val="0"/>
-        </w:rPr>
-        <w:t xml:space="preserve"> Durgathihaarinee </w:t>
-      </w:r>
-      <w:r>
+        </w:rPr>
+      </w:pPr>
+      <w:r>
+        <w:rPr>
+          <w:rtl w:val="0"/>
+        </w:rPr>
+        <w:t xml:space="preserve">Yoganiroopini (high)</w:t>
+      </w:r>
+      <w:r>
+        <w:rPr>
+          <w:rtl w:val="0"/>
+        </w:rPr>
+      </w:r>
+    </w:p>
+    <w:p>
+      <w:pPr>
+        <w:rPr/>
+      </w:pPr>
+      <w:r>
+        <w:rPr>
+          <w:rtl w:val="0"/>
+        </w:rPr>
+        <w:t xml:space="preserve">Durgathihaarinee (high)</w:t>
+      </w:r>
+    </w:p>
+    <w:p>
+      <w:pPr>
+        <w:rPr/>
+      </w:pPr>
+      <w:r>
+        <w:rPr>
+          <w:rtl w:val="0"/>
+        </w:rPr>
+      </w:r>
+    </w:p>
+    <w:p>
+      <w:pPr>
+        <w:rPr/>
+      </w:pPr>
+      <w:r>
+        <w:rPr>
+          <w:rtl w:val="0"/>
+        </w:rPr>
+        <w:t xml:space="preserve">Vishwavanditha (low)</w:t>
+      </w:r>
+    </w:p>
+    <w:p>
+      <w:pPr>
+        <w:rPr/>
+      </w:pPr>
+      <w:r>
+        <w:rPr>
+          <w:rtl w:val="0"/>
+        </w:rPr>
+        <w:t xml:space="preserve">Jagadamba Shri Seetha Shri Radha Shri Mary (low)</w:t>
+      </w:r>
+    </w:p>
+    <w:p>
+      <w:pPr>
+        <w:rPr/>
+      </w:pPr>
+      <w:r>
+        <w:rPr>
+          <w:rtl w:val="0"/>
+        </w:rPr>
+        <w:t xml:space="preserve">Shri Gauri Shri Parvathi Gruhalakshmi Rajyalakshmi (high)</w:t>
+      </w:r>
+    </w:p>
+    <w:p>
+      <w:pPr>
+        <w:rPr/>
+      </w:pPr>
+      <w:r>
+        <w:rPr>
+          <w:rtl w:val="0"/>
+        </w:rPr>
+        <w:t xml:space="preserve">Kundalini Mahakshmi Mahasaraswathi Mahakaali (high)</w:t>
+      </w:r>
+    </w:p>
+    <w:p>
+      <w:pPr>
+        <w:rPr/>
+      </w:pPr>
+      <w:r>
+        <w:rPr>
+          <w:rtl w:val="0"/>
+        </w:rPr>
+      </w:r>
+    </w:p>
+    <w:p>
+      <w:pPr>
+        <w:rPr/>
+      </w:pPr>
+      <w:r>
+        <w:rPr>
+          <w:rtl w:val="0"/>
+        </w:rPr>
+        <w:t xml:space="preserve">Nirmala Amrutha (low)</w:t>
+      </w:r>
+    </w:p>
+    <w:p>
+      <w:pPr>
+        <w:rPr/>
+      </w:pPr>
+      <w:r>
+        <w:rPr>
+          <w:rtl w:val="0"/>
+        </w:rPr>
+        <w:t xml:space="preserve">Pradayinee Bhavani (high)</w:t>
+      </w:r>
+    </w:p>
+    <w:p>
+      <w:pPr>
+        <w:rPr/>
+      </w:pPr>
+      <w:r>
+        <w:rPr>
+          <w:rtl w:val="0"/>
+        </w:rPr>
+        <w:t xml:space="preserve">Dayani Shivani (low)</w:t>
+      </w:r>
+    </w:p>
+    <w:p>
+      <w:pPr>
+        <w:rPr/>
+      </w:pPr>
+      <w:r>
+        <w:rPr>
+          <w:rtl w:val="0"/>
+        </w:rPr>
+        <w:t xml:space="preserve">Sahasrar Nivaasinee (high)</w:t>
+      </w:r>
+    </w:p>
+    <w:p>
+      <w:pPr>
+        <w:rPr/>
+      </w:pPr>
+      <w:r>
+        <w:rPr>
+          <w:rtl w:val="0"/>
+        </w:rPr>
+      </w:r>
+    </w:p>
+    <w:p>
+      <w:pPr>
+        <w:rPr/>
+      </w:pPr>
+      <w:r>
+        <w:rPr>
+          <w:rtl w:val="0"/>
+        </w:rPr>
+        <w:t xml:space="preserve">Manava Janmoddharinee (low)</w:t>
+      </w:r>
+    </w:p>
+    <w:p>
+      <w:pPr>
+        <w:rPr/>
+      </w:pPr>
+      <w:r>
+        <w:rPr>
+          <w:rtl w:val="0"/>
+        </w:rPr>
+        <w:t xml:space="preserve">Mokshapradaayinee  (high)</w:t>
+      </w:r>
+    </w:p>
+    <w:p>
+      <w:pPr>
+        <w:rPr/>
+      </w:pPr>
+      <w:r>
+        <w:rPr>
+          <w:rtl w:val="0"/>
+        </w:rPr>
+        <w:t xml:space="preserve">Sakshat Shri (low)</w:t>
+      </w:r>
+    </w:p>
+    <w:p>
+      <w:pPr>
         <w:rPr>
           <w:strike w:val="1"/>
-          <w:rtl w:val="0"/>
-        </w:rPr>
-        <w:t xml:space="preserve">sakshat Shri</w:t>
-      </w:r>
-      <w:r>
-        <w:rPr>
-          <w:rtl w:val="0"/>
-        </w:rPr>
-        <w:t xml:space="preserve"> Vishwavanditha </w:t>
-      </w:r>
-    </w:p>
-    <w:p>
-      <w:pPr>
-        <w:rPr/>
-      </w:pPr>
-      <w:r>
-        <w:rPr>
-          <w:rtl w:val="0"/>
-        </w:rPr>
-        <w:t xml:space="preserve">Jagadamba Shri Seetha Shri Radha Shri Mary</w:t>
-      </w:r>
-    </w:p>
-    <w:p>
-      <w:pPr>
-        <w:rPr/>
-      </w:pPr>
-      <w:r>
-        <w:rPr>
-          <w:rtl w:val="0"/>
-        </w:rPr>
-        <w:t xml:space="preserve">Shri Gauri Shri Parvathi Gruhalakshmi Rajyalakshmi</w:t>
-      </w:r>
-    </w:p>
-    <w:p>
-      <w:pPr>
-        <w:rPr/>
-      </w:pPr>
-      <w:r>
-        <w:rPr>
-          <w:rtl w:val="0"/>
-        </w:rPr>
-        <w:t xml:space="preserve">Kundalini Mahakshmi Mahasaraswathi Mahakaali</w:t>
-      </w:r>
-    </w:p>
-    <w:p>
-      <w:pPr>
-        <w:rPr/>
-      </w:pPr>
-      <w:r>
-        <w:rPr>
-          <w:rtl w:val="0"/>
-        </w:rPr>
-        <w:t xml:space="preserve">Sakshat Shri Nirmala Amrutha Pradayinee</w:t>
-      </w:r>
-    </w:p>
-    <w:p>
-      <w:pPr>
-        <w:rPr/>
-      </w:pPr>
-      <w:r>
+        </w:rPr>
+      </w:pPr>
+      <w:r>
+        <w:rPr>
+          <w:rtl w:val="0"/>
+        </w:rPr>
+        <w:t xml:space="preserve">Adishakthi  (high)</w:t>
+      </w:r>
+      <w:r>
+        <w:rPr>
+          <w:rtl w:val="0"/>
+        </w:rPr>
+      </w:r>
+    </w:p>
+    <w:p>
+      <w:pPr>
         <w:rPr>
           <w:strike w:val="1"/>
-          <w:rtl w:val="0"/>
-        </w:rPr>
-        <w:t xml:space="preserve">Sakshat</w:t>
-      </w:r>
-      <w:r>
-        <w:rPr>
-          <w:rtl w:val="0"/>
-        </w:rPr>
-        <w:t xml:space="preserve"> </w:t>
-      </w:r>
-      <w:r>
-        <w:rPr>
-          <w:strike w:val="1"/>
-          <w:rtl w:val="0"/>
-        </w:rPr>
-        <w:t xml:space="preserve">Shri</w:t>
-      </w:r>
-      <w:r>
-        <w:rPr>
-          <w:rtl w:val="0"/>
-        </w:rPr>
-        <w:t xml:space="preserve"> Sahasrar Nivaasinee</w:t>
-      </w:r>
-    </w:p>
-    <w:p>
-      <w:pPr>
-        <w:rPr/>
-      </w:pPr>
-      <w:r>
-        <w:rPr>
-          <w:rtl w:val="0"/>
-        </w:rPr>
-        <w:t xml:space="preserve">Manava Janmoddharinee  Mokshapradaayinee </w:t>
-      </w:r>
-    </w:p>
-    <w:p>
-      <w:pPr>
-        <w:rPr>
-          <w:strike w:val="1"/>
-        </w:rPr>
-      </w:pPr>
-      <w:r>
-        <w:rPr>
-          <w:rtl w:val="0"/>
-        </w:rPr>
-        <w:t xml:space="preserve">Sakshat Shri Adishakthi </w:t>
-      </w:r>
-      <w:r>
-        <w:rPr>
-          <w:strike w:val="1"/>
-          <w:rtl w:val="0"/>
-        </w:rPr>
-        <w:t xml:space="preserve">Mataji</w:t>
+        </w:rPr>
+      </w:pPr>
+      <w:r>
+        <w:rPr>
+          <w:rtl w:val="0"/>
+        </w:rPr>
       </w:r>
     </w:p>
     <w:p>
@@ -546,7 +666,39 @@
         <w:rPr>
           <w:rtl w:val="0"/>
         </w:rPr>
-        <w:t xml:space="preserve">Shri Nirmala Devyai </w:t>
+        <w:t xml:space="preserve">Shri Nirmala (low)</w:t>
+      </w:r>
+    </w:p>
+    <w:p>
+      <w:pPr>
+        <w:rPr/>
+      </w:pPr>
+      <w:r>
+        <w:rPr>
+          <w:rtl w:val="0"/>
+        </w:rPr>
+        <w:t xml:space="preserve">Devyai Namoh Namoh  (high)</w:t>
+      </w:r>
+    </w:p>
+    <w:p>
+      <w:pPr>
+        <w:rPr/>
+      </w:pPr>
+      <w:r>
+        <w:rPr>
+          <w:rtl w:val="0"/>
+        </w:rPr>
+        <w:t xml:space="preserve">Namoh Namoh Namoh Namoh (low)</w:t>
+      </w:r>
+    </w:p>
+    <w:p>
+      <w:pPr>
+        <w:rPr/>
+      </w:pPr>
+      <w:r>
+        <w:rPr>
+          <w:rtl w:val="0"/>
+        </w:rPr>
       </w:r>
     </w:p>
     <w:p>

--- a/3. MusicAndArts/1. CarnaticMusicPlusOthers/0. Books/SahajayogaBhajansAndNotes/0. Bhajans_WithWordToWordTranslations/12.SanskritMantra.docx
+++ b/3. MusicAndArts/1. CarnaticMusicPlusOthers/0. Books/SahajayogaBhajansAndNotes/0. Bhajans_WithWordToWordTranslations/12.SanskritMantra.docx
@@ -113,6 +113,37 @@
           <w:rtl w:val="0"/>
         </w:rPr>
         <w:t xml:space="preserve">(Raag jayjaywanti like - arohana గ2, avarohana గ3;  ని3 instead of ని2;)</w:t>
+      </w:r>
+    </w:p>
+    <w:p>
+      <w:pPr>
+        <w:rPr/>
+      </w:pPr>
+      <w:r>
+        <w:rPr>
+          <w:rtl w:val="0"/>
+        </w:rPr>
+      </w:r>
+    </w:p>
+    <w:p>
+      <w:pPr>
+        <w:rPr/>
+      </w:pPr>
+      <w:r>
+        <w:rPr>
+          <w:rtl w:val="0"/>
+        </w:rPr>
+        <w:t xml:space="preserve">(Alternatively, the song can be sung in the same tune as Bhavani Astakam)</w:t>
+      </w:r>
+    </w:p>
+    <w:p>
+      <w:pPr>
+        <w:rPr/>
+      </w:pPr>
+      <w:r>
+        <w:rPr>
+          <w:rtl w:val="0"/>
+        </w:rPr>
       </w:r>
     </w:p>
     <w:p>
